--- a/docs/模拟器测试说明.docx
+++ b/docs/模拟器测试说明.docx
@@ -12,7 +12,7 @@
     </w:p>
     <w:p>
       <w:r>
-        <w:t>版本：v1.0   更新日期：2026-09-10   面向：业务测试同事</w:t>
+        <w:t>版本：v1.1   更新日期：2026-09-10   面向：业务测试同事</w:t>
       </w:r>
     </w:p>
     <w:p>
@@ -137,15 +137,7 @@
         <w:pStyle w:val="Heading1"/>
       </w:pPr>
       <w:r>
-        <w:t>三、使用前准备</w:t>
-      </w:r>
-    </w:p>
-    <w:p>
-      <w:r>
-        <w:rPr>
-          <w:b w:val="0"/>
-        </w:rPr>
-        <w:t>需要一台带麦克风的电脑，安装 JDK 17、Maven、Docker。</w:t>
+        <w:t>三、三个访问入口</w:t>
       </w:r>
     </w:p>
     <w:p>
@@ -153,7 +145,163 @@
         <w:rPr>
           <w:b/>
         </w:rPr>
-        <w:t>第 1 步：获取代码</w:t>
+        <w:t>云端按用途拆成 3 个入口，各司其职：</w:t>
+      </w:r>
+    </w:p>
+    <w:tbl>
+      <w:tblPr>
+        <w:tblStyle w:val="LightGrid-Accent1"/>
+        <w:tblW w:type="auto" w:w="0"/>
+        <w:tblLook w:firstColumn="1" w:firstRow="1" w:lastColumn="0" w:lastRow="0" w:noHBand="0" w:noVBand="1" w:val="04A0"/>
+      </w:tblPr>
+      <w:tblGrid>
+        <w:gridCol w:w="2880"/>
+        <w:gridCol w:w="2880"/>
+        <w:gridCol w:w="2880"/>
+      </w:tblGrid>
+      <w:tr>
+        <w:tc>
+          <w:tcPr>
+            <w:tcW w:type="dxa" w:w="2880"/>
+          </w:tcPr>
+          <w:p>
+            <w:r>
+              <w:t>用途</w:t>
+            </w:r>
+          </w:p>
+        </w:tc>
+        <w:tc>
+          <w:tcPr>
+            <w:tcW w:type="dxa" w:w="2880"/>
+          </w:tcPr>
+          <w:p>
+            <w:r>
+              <w:t>地址</w:t>
+            </w:r>
+          </w:p>
+        </w:tc>
+        <w:tc>
+          <w:tcPr>
+            <w:tcW w:type="dxa" w:w="2880"/>
+          </w:tcPr>
+          <w:p>
+            <w:r>
+              <w:t>说明</w:t>
+            </w:r>
+          </w:p>
+        </w:tc>
+      </w:tr>
+      <w:tr>
+        <w:tc>
+          <w:tcPr>
+            <w:tcW w:type="dxa" w:w="2880"/>
+          </w:tcPr>
+          <w:p>
+            <w:r>
+              <w:t>模拟器（语音）</w:t>
+            </w:r>
+          </w:p>
+        </w:tc>
+        <w:tc>
+          <w:tcPr>
+            <w:tcW w:type="dxa" w:w="2880"/>
+          </w:tcPr>
+          <w:p>
+            <w:r>
+              <w:t>https://aicard.seassoon.net:58082/</w:t>
+            </w:r>
+          </w:p>
+        </w:tc>
+        <w:tc>
+          <w:tcPr>
+            <w:tcW w:type="dxa" w:w="2880"/>
+          </w:tcPr>
+          <w:p>
+            <w:r>
+              <w:t>业务同事用，浏览器 + 麦克风</w:t>
+            </w:r>
+          </w:p>
+        </w:tc>
+      </w:tr>
+      <w:tr>
+        <w:tc>
+          <w:tcPr>
+            <w:tcW w:type="dxa" w:w="2880"/>
+          </w:tcPr>
+          <w:p>
+            <w:r>
+              <w:t>知识库测试（文本）</w:t>
+            </w:r>
+          </w:p>
+        </w:tc>
+        <w:tc>
+          <w:tcPr>
+            <w:tcW w:type="dxa" w:w="2880"/>
+          </w:tcPr>
+          <w:p>
+            <w:r>
+              <w:t>https://aicard.seassoon.net:58081/</w:t>
+            </w:r>
+          </w:p>
+        </w:tc>
+        <w:tc>
+          <w:tcPr>
+            <w:tcW w:type="dxa" w:w="2880"/>
+          </w:tcPr>
+          <w:p>
+            <w:r>
+              <w:t>输入日语问题查知识库</w:t>
+            </w:r>
+          </w:p>
+        </w:tc>
+      </w:tr>
+      <w:tr>
+        <w:tc>
+          <w:tcPr>
+            <w:tcW w:type="dxa" w:w="2880"/>
+          </w:tcPr>
+          <w:p>
+            <w:r>
+              <w:t>端侧联调</w:t>
+            </w:r>
+          </w:p>
+        </w:tc>
+        <w:tc>
+          <w:tcPr>
+            <w:tcW w:type="dxa" w:w="2880"/>
+          </w:tcPr>
+          <w:p>
+            <w:r>
+              <w:t>ws://120.253.215.108:58080/ws</w:t>
+            </w:r>
+          </w:p>
+        </w:tc>
+        <w:tc>
+          <w:tcPr>
+            <w:tcW w:type="dxa" w:w="2880"/>
+          </w:tcPr>
+          <w:p>
+            <w:r>
+              <w:t>ODM 设备连 WebSocket，非浏览器页面</w:t>
+            </w:r>
+          </w:p>
+        </w:tc>
+      </w:tr>
+    </w:tbl>
+    <w:p>
+      <w:pPr>
+        <w:pStyle w:val="Heading1"/>
+      </w:pPr>
+      <w:r>
+        <w:t>四、模拟器使用步骤</w:t>
+      </w:r>
+    </w:p>
+    <w:p>
+      <w:r>
+        <w:rPr>
+          <w:b/>
+        </w:rPr>
+        <w:t>第 1 步：打开模拟器</w:t>
       </w:r>
     </w:p>
     <w:p>
@@ -163,7 +311,7 @@
           <w:color w:val="1A3C5E"/>
           <w:sz w:val="20"/>
         </w:rPr>
-        <w:t>git clone &lt;代码仓库地址&gt;   # 或从开发同事处拷贝项目目录</w:t>
+        <w:t>浏览器打开 https://aicard.seassoon.net:58082/</w:t>
       </w:r>
     </w:p>
     <w:p>
@@ -171,17 +319,15 @@
         <w:rPr>
           <w:b/>
         </w:rPr>
-        <w:t>第 2 步：启动本地数据库</w:t>
+        <w:t>第 2 步：允许麦克风权限</w:t>
       </w:r>
     </w:p>
     <w:p>
+      <w:pPr>
+        <w:pStyle w:val="ListBullet"/>
+      </w:pPr>
       <w:r>
-        <w:rPr>
-          <w:rFonts w:ascii="Consolas" w:hAnsi="Consolas"/>
-          <w:color w:val="1A3C5E"/>
-          <w:sz w:val="20"/>
-        </w:rPr>
-        <w:t>docker compose up -d postgres</w:t>
+        <w:t>浏览器首次会弹出麦克风授权，点「允许」。</w:t>
       </w:r>
     </w:p>
     <w:p>
@@ -189,17 +335,23 @@
         <w:rPr>
           <w:b/>
         </w:rPr>
-        <w:t>第 3 步：启动本地服务（注意 JDK 路径）</w:t>
+        <w:t>第 3 步：点「连接」</w:t>
       </w:r>
     </w:p>
     <w:p>
+      <w:pPr>
+        <w:pStyle w:val="ListBullet"/>
+      </w:pPr>
       <w:r>
-        <w:rPr>
-          <w:rFonts w:ascii="Consolas" w:hAnsi="Consolas"/>
-          <w:color w:val="1A3C5E"/>
-          <w:sz w:val="20"/>
-        </w:rPr>
-        <w:t>mvn spring-boot:run</w:t>
+        <w:t>Host 字段留空即可，会自动使用当前地址（https 自动走 wss 加密）。</w:t>
+      </w:r>
+    </w:p>
+    <w:p>
+      <w:pPr>
+        <w:pStyle w:val="ListBullet"/>
+      </w:pPr>
+      <w:r>
+        <w:t>device_id 用 demo-device-001、token 用 demo-token-001（默认已填好）。</w:t>
       </w:r>
     </w:p>
     <w:p>
@@ -207,17 +359,23 @@
         <w:rPr>
           <w:b/>
         </w:rPr>
-        <w:t>第 4 步：浏览器打开模拟器</w:t>
+        <w:t>第 4 步：选角色说话</w:t>
       </w:r>
     </w:p>
     <w:p>
+      <w:pPr>
+        <w:pStyle w:val="ListBullet"/>
+      </w:pPr>
       <w:r>
-        <w:rPr>
-          <w:rFonts w:ascii="Consolas" w:hAnsi="Consolas"/>
-          <w:color w:val="1A3C5E"/>
-          <w:sz w:val="20"/>
-        </w:rPr>
-        <w:t>http://localhost:8080/simulator.html</w:t>
+        <w:t>「游客」= 模拟游客说话（翻译成员工语言）；「员工」= 模拟员工说话（翻译成游客语言）。</w:t>
+      </w:r>
+    </w:p>
+    <w:p>
+      <w:pPr>
+        <w:pStyle w:val="ListBullet"/>
+      </w:pPr>
+      <w:r>
+        <w:t>按住「按住说话」按钮对麦克风说话，松开自动发送并翻译，稍后听到翻译语音外放。</w:t>
       </w:r>
     </w:p>
     <w:p>
@@ -225,151 +383,7 @@
         <w:pStyle w:val="Heading1"/>
       </w:pPr>
       <w:r>
-        <w:t>四、关键：为什么必须用 localhost</w:t>
-      </w:r>
-    </w:p>
-    <w:p>
-      <w:r>
-        <w:rPr>
-          <w:b/>
-        </w:rPr>
-        <w:t>浏览器安全策略规定，网页采集麦克风只允许在「https 或 localhost」下进行。</w:t>
-      </w:r>
-    </w:p>
-    <w:p>
-      <w:pPr>
-        <w:pStyle w:val="ListBullet"/>
-      </w:pPr>
-      <w:r>
-        <w:t>正确做法：本地起服务，用 http://localhost:8080/simulator.html 访问（模拟器会连公网云端 120.253.215.110 做翻译）。</w:t>
-      </w:r>
-    </w:p>
-    <w:p>
-      <w:pPr>
-        <w:pStyle w:val="ListBullet"/>
-      </w:pPr>
-      <w:r>
-        <w:t>错误做法：直接访问 http://120.253.215.110:8080/simulator.html —— 麦克风会被浏览器拒绝，无法说话。</w:t>
-      </w:r>
-    </w:p>
-    <w:p>
-      <w:pPr>
-        <w:pStyle w:val="Heading1"/>
-      </w:pPr>
-      <w:r>
-        <w:t>五、界面与基本操作</w:t>
-      </w:r>
-    </w:p>
-    <w:p>
-      <w:r>
-        <w:rPr>
-          <w:b/>
-        </w:rPr>
-        <w:t>1. 连接</w:t>
-      </w:r>
-    </w:p>
-    <w:p>
-      <w:pPr>
-        <w:pStyle w:val="ListBullet"/>
-      </w:pPr>
-      <w:r>
-        <w:t>Host 填 120.253.215.110:8080（公网云端地址，默认已填好）。</w:t>
-      </w:r>
-    </w:p>
-    <w:p>
-      <w:pPr>
-        <w:pStyle w:val="ListBullet"/>
-      </w:pPr>
-      <w:r>
-        <w:t>device_id 填 demo-device-001、token 填 demo-token-001（联调测试设备，默认已填好）。</w:t>
-      </w:r>
-    </w:p>
-    <w:p>
-      <w:pPr>
-        <w:pStyle w:val="ListBullet"/>
-      </w:pPr>
-      <w:r>
-        <w:t>点「连接」，状态区显示「已连接」即成功。</w:t>
-      </w:r>
-    </w:p>
-    <w:p>
-      <w:r>
-        <w:rPr>
-          <w:b/>
-        </w:rPr>
-        <w:t>2. 选角色（模拟双方）</w:t>
-      </w:r>
-    </w:p>
-    <w:p>
-      <w:pPr>
-        <w:pStyle w:val="ListBullet"/>
-      </w:pPr>
-      <w:r>
-        <w:t>游客（counterparty）：模拟游客说话，翻译方向为游客语言 → 员工语言。</w:t>
-      </w:r>
-    </w:p>
-    <w:p>
-      <w:pPr>
-        <w:pStyle w:val="ListBullet"/>
-      </w:pPr>
-      <w:r>
-        <w:t>员工（wearer）：模拟员工说话，翻译方向为员工语言 → 游客语言。</w:t>
-      </w:r>
-    </w:p>
-    <w:p>
-      <w:r>
-        <w:rPr>
-          <w:b/>
-        </w:rPr>
-        <w:t>3. 说话</w:t>
-      </w:r>
-    </w:p>
-    <w:p>
-      <w:pPr>
-        <w:pStyle w:val="ListBullet"/>
-      </w:pPr>
-      <w:r>
-        <w:t>按住「按住说话」按钮，对着麦克风说话；松开按钮，语音自动发送并翻译。</w:t>
-      </w:r>
-    </w:p>
-    <w:p>
-      <w:pPr>
-        <w:pStyle w:val="ListBullet"/>
-      </w:pPr>
-      <w:r>
-        <w:t>稍等 1~3 秒，听到翻译语音从电脑扬声器外放。</w:t>
-      </w:r>
-    </w:p>
-    <w:p>
-      <w:r>
-        <w:rPr>
-          <w:b/>
-        </w:rPr>
-        <w:t>4. 其它按钮</w:t>
-      </w:r>
-    </w:p>
-    <w:p>
-      <w:pPr>
-        <w:pStyle w:val="ListBullet"/>
-      </w:pPr>
-      <w:r>
-        <w:t>「✅ OK」：游客问题撞中知识库（听到「嘀嘀」提示音）后，点它模拟员工确认，答案会反向翻译成游客语言播放。</w:t>
-      </w:r>
-    </w:p>
-    <w:p>
-      <w:pPr>
-        <w:pStyle w:val="ListBullet"/>
-      </w:pPr>
-      <w:r>
-        <w:t>「⏹ 打断」：翻译播放中打断，停止播放。</w:t>
-      </w:r>
-    </w:p>
-    <w:p>
-      <w:pPr>
-        <w:pStyle w:val="Heading1"/>
-      </w:pPr>
-      <w:r>
-        <w:t>六、测试场景清单</w:t>
+        <w:t>五、测试场景清单</w:t>
       </w:r>
     </w:p>
     <w:p>
@@ -497,7 +511,7 @@
         <w:pStyle w:val="Heading1"/>
       </w:pPr>
       <w:r>
-        <w:t>七、常见问题</w:t>
+        <w:t>六、常见问题</w:t>
       </w:r>
     </w:p>
     <w:p>
@@ -513,7 +527,7 @@
         <w:pStyle w:val="ListBullet"/>
       </w:pPr>
       <w:r>
-        <w:t>检查 Host 是否正确、网络是否连通（能 ping 通 120.253.215.110）。</w:t>
+        <w:t>确认用 https 地址、网络能访问（能打开页面就说明网络通）。</w:t>
       </w:r>
     </w:p>
     <w:p>
@@ -529,7 +543,7 @@
         <w:pStyle w:val="ListBullet"/>
       </w:pPr>
       <w:r>
-        <w:t>确认是用 http://localhost:8080 访问（不是公网 http）；首次会弹麦克风权限，点「允许」。</w:t>
+        <w:t>确认浏览器麦克风权限已允许；部分浏览器需在地址栏重新授权。</w:t>
       </w:r>
     </w:p>
     <w:p>
@@ -545,7 +559,7 @@
         <w:pStyle w:val="ListBullet"/>
       </w:pPr>
       <w:r>
-        <w:t>确认切到了「游客」角色；mode 为 fixed 时确认 lang_pair 含中文（zh-ja）。</w:t>
+        <w:t>确认切到了「游客」角色；fixed 模式确认 lang_pair 含中文（zh-ja）。</w:t>
       </w:r>
     </w:p>
     <w:sectPr>
